--- a/templates/ICICI/RM_ICICI_1B_1L(One Property).docx
+++ b/templates/ICICI/RM_ICICI_1B_1L(One Property).docx
@@ -815,7 +815,24 @@
           <w:sz w:val="24"/>
           <w:szCs w:val="24"/>
         </w:rPr>
-        <w:t>ICICI Home Finance Company Ltd. a company within the meaning of the companies Act 1956 and having its registered office at ICICI Bank Towes, Bandra Kurla Complex, Mumbai 400051 and among other having one of its branch offices at Shop No.146-149, Laxmi Complex, Subhash Marg, C-scheme, Jaipur-302001, Rajasthan through its authorized Signatory {{bsign.s}} {{bsign.n}} {{bsign.r}} {{bsign.rn}} hereinafter referred to as “the Mortgagee” which expression shall unless it be repugnant to the context or meaning thereof shall mean and include its successors and assigns) of the other part.</w:t>
+        <w:t xml:space="preserve">ICICI Home Finance Company Ltd. a company within the meaning of the companies Act 1956 and having its registered office at ICICI Bank Towes, Bandra Kurla Complex, Mumbai 400051 and among other having one of its branch offices at Shop No.146-149, Laxmi Complex, Subhash Marg, C-scheme, Jaipur-302001, Rajasthan through its authorized Signatory </w:t>
+      </w:r>
+      <w:r>
+        <w:rPr>
+          <w:rFonts w:ascii="Cambria" w:hAnsi="Cambria"/>
+          <w:b/>
+          <w:sz w:val="24"/>
+          <w:szCs w:val="24"/>
+        </w:rPr>
+        <w:t>{{bsign.s}} {{bsign.n}} {{bsign.r}} {{bsign.rn}}</w:t>
+      </w:r>
+      <w:r>
+        <w:rPr>
+          <w:rFonts w:ascii="Cambria" w:hAnsi="Cambria"/>
+          <w:sz w:val="24"/>
+          <w:szCs w:val="24"/>
+        </w:rPr>
+        <w:t xml:space="preserve"> hereinafter referred to as “the Mortgagee” which expression shall unless it be repugnant to the context or meaning thereof shall mean and include its successors and assigns) of the other part.</w:t>
       </w:r>
     </w:p>
     <w:p>
@@ -988,15 +1005,45 @@
           <w:sz w:val="24"/>
           <w:szCs w:val="24"/>
         </w:rPr>
-        <w:t>{{ds[0].t}}</w:t>
-      </w:r>
-      <w:r>
-        <w:rPr>
-          <w:rFonts w:ascii="Cambria" w:hAnsi="Cambria"/>
-          <w:sz w:val="24"/>
-          <w:szCs w:val="24"/>
-        </w:rPr>
-        <w:t>, which is more particularly described in the Schedule hereunder written (hereinafter referred to as “the said property”)</w:t>
+        <w:t>{{</w:t>
+      </w:r>
+      <w:proofErr w:type="spellStart"/>
+      <w:r>
+        <w:rPr>
+          <w:rFonts w:ascii="Cambria" w:hAnsi="Cambria"/>
+          <w:b/>
+          <w:sz w:val="24"/>
+          <w:szCs w:val="24"/>
+        </w:rPr>
+        <w:t>Chain_Text</w:t>
+      </w:r>
+      <w:proofErr w:type="spellEnd"/>
+      <w:r>
+        <w:rPr>
+          <w:rFonts w:ascii="Cambria" w:hAnsi="Cambria"/>
+          <w:b/>
+          <w:sz w:val="24"/>
+          <w:szCs w:val="24"/>
+        </w:rPr>
+        <w:t>}}</w:t>
+      </w:r>
+      <w:r>
+        <w:rPr>
+          <w:rFonts w:ascii="Cambria" w:hAnsi="Cambria"/>
+          <w:sz w:val="24"/>
+          <w:szCs w:val="24"/>
+        </w:rPr>
+        <w:t xml:space="preserve">, which is more particularly described </w:t>
+      </w:r>
+      <w:bookmarkStart w:id="0" w:name="_GoBack"/>
+      <w:bookmarkEnd w:id="0"/>
+      <w:r>
+        <w:rPr>
+          <w:rFonts w:ascii="Cambria" w:hAnsi="Cambria"/>
+          <w:sz w:val="24"/>
+          <w:szCs w:val="24"/>
+        </w:rPr>
+        <w:t>in the Schedule hereunder written (hereinafter referred to as “the said property”)</w:t>
       </w:r>
       <w:r>
         <w:rPr>
@@ -2762,6 +2809,7 @@
           <w:rFonts w:ascii="Cambria" w:hAnsi="Cambria"/>
           <w:sz w:val="24"/>
           <w:szCs w:val="24"/>
+          <w:highlight w:val="red"/>
         </w:rPr>
         <w:t>12</w:t>
       </w:r>
@@ -2770,6 +2818,7 @@
           <w:rFonts w:ascii="Cambria" w:hAnsi="Cambria"/>
           <w:sz w:val="24"/>
           <w:szCs w:val="24"/>
+          <w:highlight w:val="red"/>
         </w:rPr>
         <w:t xml:space="preserve"> </w:t>
       </w:r>
@@ -2778,6 +2827,7 @@
           <w:rFonts w:ascii="Cambria" w:hAnsi="Cambria"/>
           <w:sz w:val="24"/>
           <w:szCs w:val="24"/>
+          <w:highlight w:val="red"/>
         </w:rPr>
         <w:t>day of</w:t>
       </w:r>
@@ -2786,6 +2836,7 @@
           <w:rFonts w:ascii="Cambria" w:hAnsi="Cambria"/>
           <w:sz w:val="24"/>
           <w:szCs w:val="24"/>
+          <w:highlight w:val="red"/>
         </w:rPr>
         <w:t xml:space="preserve"> </w:t>
       </w:r>
@@ -2794,6 +2845,7 @@
           <w:rFonts w:ascii="Cambria" w:hAnsi="Cambria"/>
           <w:sz w:val="24"/>
           <w:szCs w:val="24"/>
+          <w:highlight w:val="red"/>
         </w:rPr>
         <w:t>May</w:t>
       </w:r>
@@ -2802,6 +2854,7 @@
           <w:rFonts w:ascii="Cambria" w:hAnsi="Cambria"/>
           <w:sz w:val="24"/>
           <w:szCs w:val="24"/>
+          <w:highlight w:val="red"/>
         </w:rPr>
         <w:t xml:space="preserve"> </w:t>
       </w:r>
@@ -2810,6 +2863,7 @@
           <w:rFonts w:ascii="Cambria" w:hAnsi="Cambria"/>
           <w:sz w:val="24"/>
           <w:szCs w:val="24"/>
+          <w:highlight w:val="red"/>
         </w:rPr>
         <w:t>202</w:t>
       </w:r>
@@ -2818,6 +2872,7 @@
           <w:rFonts w:ascii="Cambria" w:hAnsi="Cambria"/>
           <w:sz w:val="24"/>
           <w:szCs w:val="24"/>
+          <w:highlight w:val="red"/>
         </w:rPr>
         <w:t>6</w:t>
       </w:r>
@@ -3236,11 +3291,39 @@
         </w:rPr>
       </w:pPr>
       <w:r>
+        <w:rPr>
+          <w:rFonts w:ascii="Cambria" w:hAnsi="Cambria"/>
+          <w:sz w:val="24"/>
+          <w:szCs w:val="24"/>
+        </w:rPr>
         <w:t>2.</w:t>
       </w:r>
       <w:r>
-        <w:tab/>
-        <w:t>{{ws[1].s}} {{ws[1].n}} {{ws[1].r}} {{ws[1].rn}}</w:t>
+        <w:rPr>
+          <w:rFonts w:ascii="Cambria" w:hAnsi="Cambria"/>
+          <w:sz w:val="24"/>
+          <w:szCs w:val="24"/>
+        </w:rPr>
+        <w:tab/>
+        <w:t>{{</w:t>
+      </w:r>
+      <w:proofErr w:type="gramStart"/>
+      <w:r>
+        <w:rPr>
+          <w:rFonts w:ascii="Cambria" w:hAnsi="Cambria"/>
+          <w:sz w:val="24"/>
+          <w:szCs w:val="24"/>
+        </w:rPr>
+        <w:t>ws[</w:t>
+      </w:r>
+      <w:proofErr w:type="gramEnd"/>
+      <w:r>
+        <w:rPr>
+          <w:rFonts w:ascii="Cambria" w:hAnsi="Cambria"/>
+          <w:sz w:val="24"/>
+          <w:szCs w:val="24"/>
+        </w:rPr>
+        <w:t>1].s}} {{ws[1].n}} {{ws[1].r}} {{ws[1].rn}}</w:t>
       </w:r>
     </w:p>
     <w:p>
@@ -3451,8 +3534,8 @@
               <w:jc w:val="both"/>
               <w:rPr>
                 <w:rFonts w:ascii="Cambria" w:hAnsi="Cambria"/>
-                <w:sz w:val="24"/>
-                <w:szCs w:val="24"/>
+                <w:sz w:val="20"/>
+                <w:szCs w:val="20"/>
               </w:rPr>
             </w:pPr>
             <w:r>
@@ -3481,8 +3564,6 @@
           <w:szCs w:val="24"/>
         </w:rPr>
       </w:pPr>
-      <w:bookmarkStart w:id="0" w:name="_GoBack"/>
-      <w:bookmarkEnd w:id="0"/>
     </w:p>
     <w:sectPr>
       <w:headerReference w:type="even" r:id="rId7"/>
@@ -3564,7 +3645,7 @@
           <w:rPr>
             <w:noProof/>
           </w:rPr>
-          <w:t>4</w:t>
+          <w:t>2</w:t>
         </w:r>
         <w:r>
           <w:rPr>
